--- a/docs/backlogs/AnarBib-Backlog-2026-06-08-v28.docx
+++ b/docs/backlogs/AnarBib-Backlog-2026-06-08-v28.docx
@@ -3069,7 +3069,7 @@
           <w:b/>
           <w:i w:val="0"/>
         </w:rPr>
-        <w:t>Score 15 (HAUTE) • Statut 🟢 AUDIT FAIT — câblage à faire (débloqué par #110). Audit préalable livré le 08/06/2026 (AUDIT_NOTIFY-Painel-acts_2026-06-08.md) : les 3 familles d'actes Painel et leurs levées sont muettes — cotisation (fn_record_membership_payment), restriction locale (api.restrict_member/unrestrict_member), gel global (api.freeze_account/unfreeze_account). 4 arbitrages tranchés (REGISTRE NOTIF-PA0..4) : levées notifiées ; e-mail cotisation configurable par biblio (défaut ON) ; restriction/gel = mail membre OBLIGATOIRE (profile_restriction_enabled = copie staff) ; contenu = motif/portée/montant. Câblage = pattern dispatch + EF + i18n (+ in-app B3 pour restriction/gel), à séquencer par famille.</w:t>
+        <w:t>Score 15 (HAUTE) • Statut ✅ LIVRÉ le 08/06/2026 (débloqué par #110). Audit préalable + câblage complet vérifié en runtime : les 3 familles d'actes Painel et leurs levées notifient désormais — cotisation (fn_record_membership_payment), restriction locale (api.restrict_member/unrestrict_member), gel global (api.freeze_account/unfreeze_account). Destinataires : membre (e-mail obligatoire) + toutes les biblios concernées + réseau (pour le gel) ; réplique in-app B3 (user_notifications) ; toggle Painel cotisation_payment_mail_enabled. 4 arbitrages tranchés (REGISTRE NOTIF-PA0..4). Code mort handleProfileNotice nettoyé. Testé : pg_net 200, mails reçus, avisos peuplés.</w:t>
       </w:r>
       <w:r>
         <w:rPr>
